--- a/course_development/active_inference_ms/02_body_science/01_systems/output/study-guides/01_systems-practice_quiz.docx
+++ b/course_development/active_inference_ms/02_body_science/01_systems/output/study-guides/01_systems-practice_quiz.docx
@@ -4,7 +4,12 @@
   <w:body>
     <w:p>
       <w:r>
-        <w:t>Practice Quiz: Systems</w:t>
+        <w:t>Practice Quiz: Body Science — Module 01: Systems</w:t>
+      </w:r>
+    </w:p>
+    <w:p>
+      <w:r>
+        <w:t>Name : _ _ _  Date : _ _ _</w:t>
       </w:r>
     </w:p>
     <w:p>
@@ -14,98 +19,99 @@
     </w:p>
     <w:p>
       <w:r>
-        <w:t>What is the primary role of Systems in Active Inference?</w:t>
+        <w:t>Your body is a system. What makes it a system rather than just a collection of parts?   A) It has a lot of cells</w:t>
         <w:br/>
-        <w:t>A) To maximize reward</w:t>
+        <w:t>B) Its parts (organs, tissues, cells) are connected and work together to keep you alive</w:t>
         <w:br/>
-        <w:t>B) To minimize variational free energy</w:t>
+        <w:t>C) It is made of water</w:t>
         <w:br/>
-        <w:t>C) To increase entropy</w:t>
-        <w:br/>
-        <w:t>D) To eliminate the Markov Blanket</w:t>
+        <w:t>D) It exists inside your skin</w:t>
       </w:r>
     </w:p>
     <w:p>
       <w:r>
-        <w:t>In Ms, Systems is best described as:</w:t>
+        <w:t>The "boundary" of a cell is called the cell membrane. What does this boundary do?   A) It blocks everything from entering or leaving</w:t>
         <w:br/>
-        <w:t>A) A static property</w:t>
+        <w:t>B) It controls what comes in and what goes out, keeping the cell's insides stable</w:t>
         <w:br/>
-        <w:t>B) A dynamic process</w:t>
+        <w:t>C) It has no function</w:t>
         <w:br/>
-        <w:t>C) An external state</w:t>
-        <w:br/>
-        <w:t>D) A random variable</w:t>
+        <w:t>D) It destroys anything that touches it</w:t>
       </w:r>
     </w:p>
     <w:p>
       <w:r>
-        <w:t>Which mathematical quantity is most central to Systems?</w:t>
+        <w:t>Your digestive system breaks down food, your circulatory system carries nutrients through blood, and your cells use those nutrients for energy. This is an example of:   A) Three systems that have nothing to do with each other</w:t>
         <w:br/>
-        <w:t>A) The Lagrangian</w:t>
+        <w:t>B) Systems within a larger system — they are nested and connected</w:t>
         <w:br/>
-        <w:t>B) The expected free energy</w:t>
+        <w:t>C) Only one system</w:t>
         <w:br/>
-        <w:t>C) The surprisal</w:t>
-        <w:br/>
-        <w:t>D) The precision</w:t>
+        <w:t>D) Systems that work against each other</w:t>
       </w:r>
     </w:p>
     <w:p>
       <w:r>
-        <w:t>How does Systems relate to the concept of the Generative Model?</w:t>
+        <w:t>What is homeostasis?   A) A disease</w:t>
         <w:br/>
-        <w:t>A) It is separate from the model</w:t>
+        <w:t>B) Your body's ability to keep its internal conditions (like temperature and blood sugar) stable and predictable</w:t>
         <w:br/>
-        <w:t>B) It is a component of the model</w:t>
+        <w:t>C) A type of exercise</w:t>
         <w:br/>
-        <w:t>C) It destroys the model</w:t>
-        <w:br/>
-        <w:t>D) It is only relevant for the environment</w:t>
+        <w:t>D) Something that only happens when you sleep</w:t>
       </w:r>
     </w:p>
     <w:p>
       <w:r>
-        <w:t>A failure in Systems would likely result in:</w:t>
+        <w:t>When you get a fever during an illness, your body's temperature system is:   A) Broken beyond repair</w:t>
         <w:br/>
-        <w:t>A) Perfect prediction</w:t>
+        <w:t>B) Temporarily changing its set point — adjusting its prediction of what temperature it should be to fight the infection</w:t>
         <w:br/>
-        <w:t>B) Generalized surprise</w:t>
+        <w:t>C) Ignoring the illness entirely</w:t>
         <w:br/>
-        <w:t>C) Immediate death of the agent</w:t>
-        <w:br/>
-        <w:t>D) Zero entropy</w:t>
+        <w:t>D) Shutting down permanently</w:t>
       </w:r>
     </w:p>
     <w:p>
       <w:r>
-        <w:t>Which scale is most relevant for analyzing Systems in this course?</w:t>
+        <w:t>Which is the best example of a "ripple effect" in your body?   A) You breathe in and nothing else happens</w:t>
         <w:br/>
-        <w:t>A) Quantum</w:t>
+        <w:t>B) You eat a sugary snack, your blood sugar spikes, your pancreas releases insulin, and your cells absorb the sugar</w:t>
         <w:br/>
-        <w:t>B) Neural</w:t>
+        <w:t>C) Your hair grows by itself</w:t>
         <w:br/>
-        <w:t>C) Social</w:t>
-        <w:br/>
-        <w:t>D) All of the above</w:t>
+        <w:t>D) You blink once</w:t>
       </w:r>
     </w:p>
     <w:p>
       <w:r>
-        <w:t>Systems connects directly to which other component?</w:t>
+        <w:t>Your nervous system and your immune system both protect you, but in different ways. Together they show that:   A) Body systems are isolated and never interact</w:t>
         <w:br/>
-        <w:t>A) The step before it</w:t>
+        <w:t>B) Different systems communicate and coordinate to handle challenges the body faces</w:t>
         <w:br/>
-        <w:t>B) The step after it</w:t>
+        <w:t>C) Only one system matters at a time</w:t>
         <w:br/>
-        <w:t>C) Both A and B</w:t>
-        <w:br/>
-        <w:t>D) None of the above</w:t>
+        <w:t>D) The body has no overall purpose</w:t>
       </w:r>
     </w:p>
     <w:p>
       <w:r>
         <w:t>Part B: Short Answer</w:t>
+      </w:r>
+    </w:p>
+    <w:p>
+      <w:r>
+        <w:t>Pick one body system (nervous, digestive, respiratory, etc.) and describe its parts , how they are connected , and what the system's purpose is. What happens when one part of that system stops working properly?</w:t>
+      </w:r>
+    </w:p>
+    <w:p>
+      <w:r>
+        <w:t>Explain what homeostasis is using the example of body temperature. What does your body "predict" it should be? What happens when the actual temperature doesn't match (like when you have a fever or you're in a cold room)?</w:t>
+      </w:r>
+    </w:p>
+    <w:p>
+      <w:r>
+        <w:t>Your body is a system made up of smaller systems (organs, cells), and it also exists inside larger systems (your family, your environment). Describe this "nesting" of systems. How does something happening at the environmental level (like cold weather) create a ripple effect down to the cellular level?</w:t>
       </w:r>
     </w:p>
     <w:sectPr>
